--- a/backend/data/corpus/DOC-20240311-128.docx
+++ b/backend/data/corpus/DOC-20240311-128.docx
@@ -63,7 +63,7 @@
           <w:b/>
           <w:sz w:val="21"/>
         </w:rPr>
-        <w:t>Mairead Corliss, MD, Willowmere Neuroscience Center, Hartford, CT (RSM)</w:t>
+        <w:t>Gemma Norrington, MD, Foxglove Health Neurology, Portland, ME (RSM)</w:t>
       </w:r>
     </w:p>
     <w:p>
@@ -71,7 +71,7 @@
         <w:rPr>
           <w:sz w:val="21"/>
         </w:rPr>
-        <w:t>&gt; Referenced a review that circulated on the service in passing.</w:t>
+        <w:t>&gt; Caught a clipped window between clinic blocks between patients.</w:t>
       </w:r>
     </w:p>
     <w:p>
@@ -79,7 +79,7 @@
         <w:rPr>
           <w:sz w:val="21"/>
         </w:rPr>
-        <w:t>&gt; Onboarding two medical assistants is the current preoccupation here.</w:t>
+        <w:t>&gt; The practice lost the epilepsy fellow and has not backfilled, so clinic throughput keeps slipping.</w:t>
       </w:r>
     </w:p>
     <w:p>
@@ -87,7 +87,23 @@
         <w:rPr>
           <w:sz w:val="21"/>
         </w:rPr>
-        <w:t>&gt; Talked through the refractory group in general terms, without any specific case.</w:t>
+        <w:t>&gt; Most of the discussion was about the scheduling system, which is being piloted this quarter.</w:t>
+      </w:r>
+    </w:p>
+    <w:p>
+      <w:r>
+        <w:rPr>
+          <w:sz w:val="21"/>
+        </w:rPr>
+        <w:t>&gt; The travel schedule this year came up, and little else.</w:t>
+      </w:r>
+    </w:p>
+    <w:p>
+      <w:r>
+        <w:rPr>
+          <w:sz w:val="21"/>
+        </w:rPr>
+        <w:t>&gt; Noted that coverage paperwork has improved somewhat and that this is not specific to any one product.</w:t>
       </w:r>
     </w:p>
     <w:p>
@@ -103,7 +119,7 @@
           <w:b/>
           <w:sz w:val="21"/>
         </w:rPr>
-        <w:t>Gemma Norrington, MD, Foxglove Health Neurology, Portland, ME (RSM)</w:t>
+        <w:t>Harold Jessup, MD, Magnolia Grove Clinic, Jackson, MS (AR)</w:t>
       </w:r>
     </w:p>
     <w:p>
@@ -111,7 +127,7 @@
         <w:rPr>
           <w:sz w:val="21"/>
         </w:rPr>
-        <w:t>&gt; Stopped by in the workroom for a compressed conversation.</w:t>
+        <w:t>&gt; Caught a clipped window in the workroom between patients.</w:t>
       </w:r>
     </w:p>
     <w:p>
@@ -119,7 +135,7 @@
         <w:rPr>
           <w:sz w:val="21"/>
         </w:rPr>
-        <w:t>&gt; Spent some time on the pediatric-to-adult transfers and how workup decisions get sequenced.</w:t>
+        <w:t>&gt; Compared notes on which sessions were worth the time.</w:t>
       </w:r>
     </w:p>
     <w:p>
@@ -127,23 +143,7 @@
         <w:rPr>
           <w:sz w:val="21"/>
         </w:rPr>
-        <w:t>&gt; Noted that benefit checks is handled by one person here and that this is not specific to any one product.</w:t>
-      </w:r>
-    </w:p>
-    <w:p>
-      <w:r>
-        <w:rPr>
-          <w:sz w:val="21"/>
-        </w:rPr>
-        <w:t>&gt; Referral patterns into this clinic have changed, and long-standing patients is a bigger share than it was.</w:t>
-      </w:r>
-    </w:p>
-    <w:p>
-      <w:r>
-        <w:rPr>
-          <w:sz w:val="21"/>
-        </w:rPr>
-        <w:t>&gt; The patient portal has not settled, and that took up the first part of the conversation.</w:t>
+        <w:t>&gt; Referral patterns into this clinic have changed, and the older half of the panel is a bigger share than it was.</w:t>
       </w:r>
     </w:p>
     <w:p>
@@ -159,7 +159,7 @@
           <w:b/>
           <w:sz w:val="21"/>
         </w:rPr>
-        <w:t>Anouk Underhill, MD, Highmoor Health Neurology, Duluth, MN (RSM)</w:t>
+        <w:t>Kiara Ellingham, MD, Lakeshore Neurological Care Center, Buffalo, NY (RSM)</w:t>
       </w:r>
     </w:p>
     <w:p>
@@ -167,7 +167,7 @@
         <w:rPr>
           <w:sz w:val="21"/>
         </w:rPr>
-        <w:t>&gt; Closed there — no specific request.</w:t>
+        <w:t>&gt; Asked whether I had seen a session summary from a colleague; I had not, and offered nothing in return.</w:t>
       </w:r>
     </w:p>
     <w:p>
@@ -175,7 +175,15 @@
         <w:rPr>
           <w:sz w:val="21"/>
         </w:rPr>
-        <w:t>&gt; Mostly small talk about the program and the venue.</w:t>
+        <w:t>&gt; The practice lost a rotating resident and has not backfilled, so routine follow-up slots looks better than last year.</w:t>
+      </w:r>
+    </w:p>
+    <w:p>
+      <w:r>
+        <w:rPr>
+          <w:sz w:val="21"/>
+        </w:rPr>
+        <w:t>&gt; Closed there — nothing that needed follow-up.</w:t>
       </w:r>
     </w:p>
     <w:p>
@@ -191,7 +199,55 @@
         <w:rPr>
           <w:sz w:val="21"/>
         </w:rPr>
-        <w:t>&gt; The referral queue looks better than last year since the summer, which shapes how much time there is for anything else.</w:t>
+      </w:r>
+    </w:p>
+    <w:p>
+      <w:r>
+        <w:rPr>
+          <w:b/>
+          <w:sz w:val="21"/>
+        </w:rPr>
+        <w:t>Eloise Wycliffe, MD, Marbury Neurological Care Center, Providence, RI (RSM)</w:t>
+      </w:r>
+    </w:p>
+    <w:p>
+      <w:r>
+        <w:rPr>
+          <w:sz w:val="21"/>
+        </w:rPr>
+        <w:t>&gt; Caught an unexpectedly long window in the conference room between patients.</w:t>
+      </w:r>
+    </w:p>
+    <w:p>
+      <w:r>
+        <w:rPr>
+          <w:sz w:val="21"/>
+        </w:rPr>
+        <w:t>&gt; Mentioned a case series someone forwarded but did not raise any specific finding.</w:t>
+      </w:r>
+    </w:p>
+    <w:p>
+      <w:r>
+        <w:rPr>
+          <w:sz w:val="21"/>
+        </w:rPr>
+        <w:t>&gt; Talked through newly referred patients in general terms, without any specific case.</w:t>
+      </w:r>
+    </w:p>
+    <w:p>
+      <w:r>
+        <w:rPr>
+          <w:sz w:val="21"/>
+        </w:rPr>
+        <w:t>&gt; Asked about my travel schedule, since visits keep landing on the busiest clinic days.</w:t>
+      </w:r>
+    </w:p>
+    <w:p>
+      <w:r>
+        <w:rPr>
+          <w:sz w:val="21"/>
+        </w:rPr>
+        <w:t>&gt; Described a preference for slower titration in general, unrelated to any particular patient.</w:t>
       </w:r>
     </w:p>
     <w:p>
@@ -207,7 +263,7 @@
           <w:b/>
           <w:sz w:val="21"/>
         </w:rPr>
-        <w:t>Odalys Thistlewood, MD, Silver Creek Medical Group, Oakland, CA (RSM)</w:t>
+        <w:t>Leonie Underhill, MD, Juniper Flats Neurology Partners, Peoria, IL (RSM)</w:t>
       </w:r>
     </w:p>
     <w:p>
@@ -215,7 +271,7 @@
         <w:rPr>
           <w:sz w:val="21"/>
         </w:rPr>
-        <w:t>&gt; A twenty-minute conversation at the nurses' station, mostly logistics.</w:t>
+        <w:t>&gt; Noted that the appeals process varies by payer and that this is not specific to any one product.</w:t>
       </w:r>
     </w:p>
     <w:p>
@@ -223,7 +279,7 @@
         <w:rPr>
           <w:sz w:val="21"/>
         </w:rPr>
-        <w:t>&gt; Described how the surgical workup list is triaged now compared with before.</w:t>
+        <w:t>&gt; Onboarding a front-desk coordinator is the current preoccupation here.</w:t>
       </w:r>
     </w:p>
     <w:p>
@@ -231,7 +287,7 @@
         <w:rPr>
           <w:sz w:val="21"/>
         </w:rPr>
-        <w:t>&gt; Referral patterns into this clinic have changed, and newly referred patients is a bigger share than it was.</w:t>
+        <w:t>&gt; The scheduling system has not settled, and that took up the first part of the conversation.</w:t>
       </w:r>
     </w:p>
     <w:p>
@@ -239,7 +295,7 @@
         <w:rPr>
           <w:sz w:val="21"/>
         </w:rPr>
-        <w:t>&gt; Benefit checks varies by payer, which came up as a general frustration.</w:t>
+        <w:t>&gt; Described how long-standing patients is triaged now compared with before.</w:t>
       </w:r>
     </w:p>
     <w:p>
@@ -255,7 +311,7 @@
           <w:b/>
           <w:sz w:val="21"/>
         </w:rPr>
-        <w:t>Adaeze Vasquez-Lund, MD, Alder Point Neurology Associates, Allentown, PA (RSM)</w:t>
+        <w:t>Arvind Corliss, MD, Bluestem Comprehensive Epilepsy Clinic, Lakeland, FL (RSM)</w:t>
       </w:r>
     </w:p>
     <w:p>
@@ -263,7 +319,7 @@
         <w:rPr>
           <w:sz w:val="21"/>
         </w:rPr>
-        <w:t>&gt; Benefit verification is the step that most often delays a start here.</w:t>
+        <w:t>&gt; A clipped meeting at the end of the clinic list, first one this quarter.</w:t>
       </w:r>
     </w:p>
     <w:p>
@@ -271,7 +327,7 @@
         <w:rPr>
           <w:sz w:val="21"/>
         </w:rPr>
-        <w:t>&gt; Described how newly referred patients is triaged now compared with before.</w:t>
+        <w:t>&gt; Monitoring intervals during titration are set by clinic routine here rather than by protocol.</w:t>
       </w:r>
     </w:p>
     <w:p>
@@ -279,7 +335,7 @@
         <w:rPr>
           <w:sz w:val="21"/>
         </w:rPr>
-        <w:t>&gt; No specific request this time. Asked about safety and confirmed nothing to report.</w:t>
+        <w:t>&gt; Most of the discussion was about the prior-authorization workflow, which has not settled.</w:t>
       </w:r>
     </w:p>
     <w:p>
@@ -295,7 +351,7 @@
           <w:b/>
           <w:sz w:val="21"/>
         </w:rPr>
-        <w:t>Yannick Adeyemi-Cole, MD, Willowmere Neuroscience Center, Jackson, MS (RSM)</w:t>
+        <w:t>Tadeo Eastmond, MD, Sable Creek Medical Group, Provo, UT (RSM)</w:t>
       </w:r>
     </w:p>
     <w:p>
@@ -303,7 +359,7 @@
         <w:rPr>
           <w:sz w:val="21"/>
         </w:rPr>
-        <w:t>&gt; An unhurried visit in the back office; the schedule was tight.</w:t>
+        <w:t>&gt; Routine follow-up slots keeps slipping since the summer, which shapes how much time there is for anything else.</w:t>
       </w:r>
     </w:p>
     <w:p>
@@ -311,7 +367,7 @@
         <w:rPr>
           <w:sz w:val="21"/>
         </w:rPr>
-        <w:t>&gt; Talked through long-standing patients in general terms, without any specific case.</w:t>
+        <w:t>&gt; Asked whether I had seen a case series someone forwarded; I had not, and offered nothing in return.</w:t>
       </w:r>
     </w:p>
     <w:p>
@@ -319,23 +375,7 @@
         <w:rPr>
           <w:sz w:val="21"/>
         </w:rPr>
-        <w:t>&gt; The composition of the refractory group has shifted over the last year or two.</w:t>
-      </w:r>
-    </w:p>
-    <w:p>
-      <w:r>
-        <w:rPr>
-          <w:sz w:val="21"/>
-        </w:rPr>
-        <w:t>&gt; Compared notes on which sessions were worth the time.</w:t>
-      </w:r>
-    </w:p>
-    <w:p>
-      <w:r>
-        <w:rPr>
-          <w:sz w:val="21"/>
-        </w:rPr>
-        <w:t>&gt; Titration scheduling is handled by nursing staff, which the practice finds workable.</w:t>
+        <w:t>&gt; Left it at that, with a follow-up appointment to be scheduled.</w:t>
       </w:r>
     </w:p>
     <w:p>
@@ -351,7 +391,7 @@
           <w:b/>
           <w:sz w:val="21"/>
         </w:rPr>
-        <w:t>Ulrike Oyelaran, MD, Sandhill Neuroscience Center, Sioux Falls, SD (AR)</w:t>
+        <w:t>Lukas Fenwicke, MD, Willowmere Neuroscience Center, Boise, ID (RSM)</w:t>
       </w:r>
     </w:p>
     <w:p>
@@ -359,7 +399,7 @@
         <w:rPr>
           <w:sz w:val="21"/>
         </w:rPr>
-        <w:t>&gt; Benefit verification is the step that most often delays a start here.</w:t>
+        <w:t>&gt; Routine follow-up slots is slowly recovering since the summer, which shapes how much time there is for anything else.</w:t>
       </w:r>
     </w:p>
     <w:p>
@@ -367,7 +407,7 @@
         <w:rPr>
           <w:sz w:val="21"/>
         </w:rPr>
-        <w:t>&gt; No specific request. Safety items asked about and confirmed none.</w:t>
+        <w:t>&gt; Most of the discussion was about the new charting templates, which is still being sorted out.</w:t>
       </w:r>
     </w:p>
     <w:p>
@@ -375,79 +415,7 @@
         <w:rPr>
           <w:sz w:val="21"/>
         </w:rPr>
-        <w:t>&gt; The composition of the surgical workup list has shifted over the last year or two.</w:t>
-      </w:r>
-    </w:p>
-    <w:p>
-      <w:r>
-        <w:rPr>
-          <w:sz w:val="21"/>
-        </w:rPr>
-        <w:t>&gt; Mostly small talk about the program and the venue.</w:t>
-      </w:r>
-    </w:p>
-    <w:p>
-      <w:r>
-        <w:rPr>
-          <w:sz w:val="21"/>
-        </w:rPr>
-        <w:t>&gt; Titration scheduling is handled by nursing staff, which the practice finds workable.</w:t>
-      </w:r>
-    </w:p>
-    <w:p>
-      <w:r>
-        <w:rPr>
-          <w:sz w:val="21"/>
-        </w:rPr>
-      </w:r>
-    </w:p>
-    <w:p>
-      <w:r>
-        <w:rPr>
-          <w:b/>
-          <w:sz w:val="21"/>
-        </w:rPr>
-        <w:t>Xiomara Eversholt, MD, Juniper Flats Neurology Partners, Albany, NY (RSM)</w:t>
-      </w:r>
-    </w:p>
-    <w:p>
-      <w:r>
-        <w:rPr>
-          <w:sz w:val="21"/>
-        </w:rPr>
-        <w:t>&gt; Referral patterns into this clinic have changed, and long-standing patients is a bigger share than it was.</w:t>
-      </w:r>
-    </w:p>
-    <w:p>
-      <w:r>
-        <w:rPr>
-          <w:sz w:val="21"/>
-        </w:rPr>
-        <w:t>&gt; Asked whether I would be at the meeting later this year.</w:t>
-      </w:r>
-    </w:p>
-    <w:p>
-      <w:r>
-        <w:rPr>
-          <w:sz w:val="21"/>
-        </w:rPr>
-        <w:t>&gt; Closed there — no specific request.</w:t>
-      </w:r>
-    </w:p>
-    <w:p>
-      <w:r>
-        <w:rPr>
-          <w:sz w:val="21"/>
-        </w:rPr>
-        <w:t>&gt; Noted that formulary questions varies by payer and that this is not specific to any one product.</w:t>
-      </w:r>
-    </w:p>
-    <w:p>
-      <w:r>
-        <w:rPr>
-          <w:sz w:val="21"/>
-        </w:rPr>
-        <w:t>&gt; The referral queue looks better than last year since the summer, which shapes how much time there is for anything else.</w:t>
+        <w:t>&gt; Monitoring intervals during titration are set by clinic routine here rather than by protocol.</w:t>
       </w:r>
     </w:p>
     <w:p>
